--- a/doc/Bao-cao-thu-thap-yeu-cau_NHOM4_v2.docx
+++ b/doc/Bao-cao-thu-thap-yeu-cau_NHOM4_v2.docx
@@ -831,7 +831,7 @@
           <w:szCs w:val="26"/>
           <w:lang w:val="vi-VN" w:eastAsia="vi-VN"/>
         </w:rPr>
-        <w:t xml:space="preserve">Việc đưa phần mềm quản lý phòng khám nha khoa vào vận hành giúp chuyển đổi toàn bộ quy trình làm việc sang nền tảng số hóa đồng bộ, đem lại những giá trị vượt trội. Hệ thống </w:t>
+        <w:t xml:space="preserve">Việc đưa phần mềm quản lý phòng khám nha khoa vào vận hành giúp chuyển đổi toàn bộ quy trình làm việc sang nền tảng số hóa đồng bộ, đem lại những giá trị vượt trội. Hệ thống tối ưu hóa quy trình tiếp đón và điều phối bằng cách giúp lễ tân dễ dàng theo dõi sơ đồ lịch </w:t>
       </w:r>
       <w:r>
         <w:rPr>
@@ -842,7 +842,7 @@
           <w:lang w:val="vi-VN" w:eastAsia="vi-VN"/>
         </w:rPr>
         <w:lastRenderedPageBreak/>
-        <w:t>tối ưu hóa quy trình tiếp đón và điều phối bằng cách giúp lễ tân dễ dàng theo dõi sơ đồ lịch hẹn trực quan, check-in cho bệnh nhân chỉ với vài thao tác và tự động điều phối bệnh nhân vào đúng phòng khám với nha sĩ phụ trách. Toàn bộ thông tin bệnh nhân, tiền sử bệnh, sơ đồ răng trực quan, hình ảnh X-quang, đơn thuốc và lịch sử điều trị được quản lý tập trung trên hồ sơ bệnh án điện tử, giúp nha sĩ và y tá truy xuất tức thì để chuẩn bị dụng cụ và lên phác đồ điều trị hiệu quả. Công tác phân công lịch làm việc cũng được tự động hóa, cho phép quản lý thiết lập lịch ca trực chuyên nghiệp, còn nha sĩ và y tá có thể chủ động theo dõi lịch làm việc cá nhân cùng danh sách bệnh nhân trong ngày. Ngoài ra, quy trình thanh toán được chuẩn hóa minh bạch với khả năng hỗ trợ nhiều hình thức thanh toán khác nhau, kết hợp cùng hệ thống báo cáo tự động giúp nhà quản lý nắm bắt rõ ràng doanh thu và hiệu suất hoạt động theo thời gian thực.</w:t>
+        <w:t>hẹn trực quan, check-in cho bệnh nhân chỉ với vài thao tác và tự động điều phối bệnh nhân vào đúng phòng khám với nha sĩ phụ trách. Toàn bộ thông tin bệnh nhân, tiền sử bệnh, sơ đồ răng trực quan, hình ảnh X-quang, đơn thuốc và lịch sử điều trị được quản lý tập trung trên hồ sơ bệnh án điện tử, giúp nha sĩ và y tá truy xuất tức thì để chuẩn bị dụng cụ và lên phác đồ điều trị hiệu quả. Công tác phân công lịch làm việc cũng được tự động hóa, cho phép quản lý thiết lập lịch ca trực chuyên nghiệp, còn nha sĩ và y tá có thể chủ động theo dõi lịch làm việc cá nhân cùng danh sách bệnh nhân trong ngày. Ngoài ra, quy trình thanh toán được chuẩn hóa minh bạch với khả năng hỗ trợ nhiều hình thức thanh toán khác nhau, kết hợp cùng hệ thống báo cáo tự động giúp nhà quản lý nắm bắt rõ ràng doanh thu và hiệu suất hoạt động theo thời gian thực.</w:t>
       </w:r>
     </w:p>
     <w:p>
@@ -949,7 +949,7 @@
           <w:szCs w:val="26"/>
           <w:lang w:val="vi-VN" w:eastAsia="vi-VN"/>
         </w:rPr>
-        <w:t xml:space="preserve">Song song với đó, quy trình tra cứu thông tin bệnh nhân cho phép nhân sự phòng khám chủ động tìm kiếm hồ sơ thông qua mã bệnh nhân, số điện thoại hoặc họ tên. Hệ thống xử lý dữ liệu và hiển thị giao diện tùy theo vai trò người dùng: lễ tân chỉ truy cập danh mục thông tin hành chính, lịch hẹn và lịch sử thanh toán; nha sĩ và y tá được phép truy cập đầy đủ thông tin chuyên môn như tiền sử y khoa, kết quả chẩn đoán và sơ đồ điều trị, đồng thời hệ thống tự động lưu vết nhật ký truy cập để bảo đảm an toàn dữ liệu cá nhân. Đặc biệt, quy trình tra cứu lịch sử khám hỗ trợ nha sĩ và y tá truy xuất toàn bộ nhật ký các lần điều trị trong quá khứ theo trục thời gian. Thông qua phân hệ này, nha sĩ dễ dàng đối soát lại các </w:t>
+        <w:t xml:space="preserve">Song song với đó, quy trình tra cứu thông tin bệnh nhân cho phép nhân sự phòng khám chủ động tìm kiếm hồ sơ thông qua mã bệnh nhân, số điện thoại hoặc họ tên. Hệ thống xử lý dữ liệu và hiển thị giao diện tùy theo vai trò người dùng: lễ tân chỉ truy cập danh mục thông tin hành chính, lịch hẹn và lịch sử thanh toán; nha sĩ và y tá được phép truy cập đầy đủ thông tin chuyên môn như tiền sử y khoa, kết quả chẩn đoán và sơ đồ điều trị, đồng thời hệ thống tự động lưu vết nhật ký truy cập để bảo đảm an toàn dữ liệu cá nhân. Đặc biệt, quy trình tra cứu lịch sử khám hỗ trợ nha sĩ và y tá truy xuất toàn bộ nhật ký các lần điều trị trong quá khứ theo trục thời gian. Thông qua phân hệ này, nha sĩ dễ dàng đối soát lại các thủ thuật đã thực hiện, danh mục dịch vụ đã sử dụng, các tệp phim X-quang (Panorama, Cephalo, CT Conebeam), hình ảnh thực tế trước - sau điều trị cũng như đơn thuốc đã kê </w:t>
       </w:r>
       <w:r>
         <w:rPr>
@@ -960,7 +960,7 @@
           <w:lang w:val="vi-VN" w:eastAsia="vi-VN"/>
         </w:rPr>
         <w:lastRenderedPageBreak/>
-        <w:t>thủ thuật đã thực hiện, danh mục dịch vụ đã sử dụng, các tệp phim X-quang (Panorama, Cephalo, CT Conebeam), hình ảnh thực tế trước - sau điều trị cũng như đơn thuốc đã kê trong các phiên khám trước. Dữ liệu lịch sử khám được hệ thống lưu trữ tập trung và đồng bộ tức thì, giúp bác sĩ đánh giá chính xác tiến triển sức khỏe răng miệng của bệnh nhân, từ đó đưa ra phác đồ điều trị hoặc kế hoạch tái khám phù hợp cho các giai đoạn tiếp theo.</w:t>
+        <w:t>trong các phiên khám trước. Dữ liệu lịch sử khám được hệ thống lưu trữ tập trung và đồng bộ tức thì, giúp bác sĩ đánh giá chính xác tiến triển sức khỏe răng miệng của bệnh nhân, từ đó đưa ra phác đồ điều trị hoặc kế hoạch tái khám phù hợp cho các giai đoạn tiếp theo.</w:t>
       </w:r>
     </w:p>
     <w:p>
@@ -1096,16 +1096,24 @@
           <w:sz w:val="26"/>
           <w:szCs w:val="26"/>
         </w:rPr>
-        <w:t>Đầu tiên, đặt lịch cho bệnh nhân</w:t>
-      </w:r>
-      <w:r>
-        <w:rPr>
-          <w:rFonts w:ascii="Times New Roman" w:hAnsi="Times New Roman" w:cs="Times New Roman"/>
-          <w:bCs/>
-          <w:sz w:val="26"/>
-          <w:szCs w:val="26"/>
-        </w:rPr>
-        <w:t xml:space="preserve"> là bước khởi đầu của quy trình. Người bệnh có thể đặt lịch trực tiếp tại quầy hoặc thông qua điện thoại, tùy theo nhu cầu và điều kiện của phòng khám. Nhân viên sẽ tiếp nhận các thông tin như họ tên, số điện thoại, nhu cầu khám, bác sĩ mong muốn và thời gian dự kiến, sau đó kiểm tra lịch làm việc của bác sĩ để sắp xếp thời gian phù hợp. Việc đặt lịch giúp phòng khám chủ động phân bổ bệnh nhân và hạn chế tình trạng quá tải trong cùng một thời điểm.</w:t>
+        <w:t xml:space="preserve">Đầu tiên, </w:t>
+      </w:r>
+      <w:r>
+        <w:rPr>
+          <w:rFonts w:ascii="Times New Roman" w:hAnsi="Times New Roman" w:cs="Times New Roman"/>
+          <w:sz w:val="26"/>
+          <w:szCs w:val="26"/>
+        </w:rPr>
+        <w:t>đặt lịch cho bệnh nhân là</w:t>
+      </w:r>
+      <w:r>
+        <w:rPr>
+          <w:rFonts w:ascii="Times New Roman" w:hAnsi="Times New Roman" w:cs="Times New Roman"/>
+          <w:bCs/>
+          <w:sz w:val="26"/>
+          <w:szCs w:val="26"/>
+        </w:rPr>
+        <w:t xml:space="preserve"> bước khởi đầu của quy trình. Người bệnh có thể đặt lịch trực tiếp tại quầy hoặc thông qua điện thoại, tùy theo nhu cầu và điều kiện của phòng khám. Nhân viên sẽ tiếp nhận các thông tin như họ tên, số điện thoại, nhu cầu khám, bác sĩ mong muốn và thời gian dự kiến, sau đó kiểm tra lịch làm việc của bác sĩ để sắp xếp thời gian phù hợp. Việc đặt lịch giúp phòng khám chủ động phân bổ bệnh nhân và hạn chế tình trạng quá tải trong cùng một thời điểm.</w:t>
       </w:r>
       <w:r>
         <w:rPr>
@@ -1273,7 +1281,15 @@
           <w:sz w:val="26"/>
           <w:szCs w:val="26"/>
         </w:rPr>
-        <w:t>Trong trường hợp bệnh nhân không thể đến khám, lịch có thể được hủy</w:t>
+        <w:t xml:space="preserve">Trong trường hợp bệnh nhân không thể đến khám, </w:t>
+      </w:r>
+      <w:r>
+        <w:rPr>
+          <w:rFonts w:ascii="Times New Roman" w:hAnsi="Times New Roman" w:cs="Times New Roman"/>
+          <w:sz w:val="26"/>
+          <w:szCs w:val="26"/>
+        </w:rPr>
+        <w:t>lịch có thể được hủy</w:t>
       </w:r>
       <w:r>
         <w:rPr>
@@ -1381,7 +1397,7 @@
           <w:sz w:val="26"/>
           <w:szCs w:val="26"/>
         </w:rPr>
-        <w:t xml:space="preserve"> Sau khi check-in, nhân viên tiếp nhận kiểm tra lại thông tin cần thiết, hướng dẫn bệnh nhân đến phòng khám hoặc khu vực chờ và </w:t>
+        <w:t xml:space="preserve"> Sau khi check-in, nhân viên tiếp nhận kiểm tra lại thông tin cần thiết, hướng dẫn bệnh nhân đến phòng khám hoặc khu vực chờ và thông báo cho bác sĩ khi bệnh nhân đã sẵn sàng. Nếu bệnh nhân chưa có hồ sơ, nhân viên có thể thực hiện tạo hoặc bổ sung thông tin trước khi chuyển sang bước khám bệnh. Nhìn chung, </w:t>
       </w:r>
       <w:r>
         <w:rPr>
@@ -1391,7 +1407,7 @@
           <w:szCs w:val="26"/>
         </w:rPr>
         <w:lastRenderedPageBreak/>
-        <w:t xml:space="preserve">thông báo cho bác sĩ khi bệnh nhân đã sẵn sàng. Nếu bệnh nhân chưa có hồ sơ, nhân viên có thể thực hiện tạo hoặc bổ sung thông tin trước khi chuyển sang bước khám bệnh. Nhìn chung, quy trình hiện tại đã bao gồm các bước cơ bản từ </w:t>
+        <w:t xml:space="preserve">quy trình hiện tại đã bao gồm các bước cơ bản từ </w:t>
       </w:r>
       <w:r>
         <w:rPr>
@@ -1619,26 +1635,34 @@
           <w:sz w:val="26"/>
           <w:szCs w:val="26"/>
         </w:rPr>
+        <w:t xml:space="preserve">Để có cơ sở đưa ra phác đồ chính xác, bệnh nhân thường được chỉ định thực hiện các dịch vụ cận lâm sàng. Tại phần </w:t>
+      </w:r>
+      <w:r>
+        <w:rPr>
+          <w:rFonts w:ascii="Times New Roman" w:hAnsi="Times New Roman" w:cs="Times New Roman"/>
+          <w:b/>
+          <w:bCs/>
+          <w:sz w:val="26"/>
+          <w:szCs w:val="26"/>
+        </w:rPr>
+        <w:t>X-Ray (Chẩn đoán hình ảnh)</w:t>
+      </w:r>
+      <w:r>
+        <w:rPr>
+          <w:rFonts w:ascii="Times New Roman" w:hAnsi="Times New Roman" w:cs="Times New Roman"/>
+          <w:sz w:val="26"/>
+          <w:szCs w:val="26"/>
+        </w:rPr>
+        <w:t xml:space="preserve">, hệ thống cần có khả năng tiếp nhận và lưu trữ toàn bộ dữ liệu, bao gồm: mã phim, loại phim chụp (chụp toàn cảnh </w:t>
+      </w:r>
+      <w:r>
+        <w:rPr>
+          <w:rFonts w:ascii="Times New Roman" w:hAnsi="Times New Roman" w:cs="Times New Roman"/>
+          <w:sz w:val="26"/>
+          <w:szCs w:val="26"/>
+        </w:rPr>
         <w:lastRenderedPageBreak/>
-        <w:t xml:space="preserve">Để có cơ sở đưa ra phác đồ chính xác, bệnh nhân thường được chỉ định thực hiện các dịch vụ cận lâm sàng. Tại phần </w:t>
-      </w:r>
-      <w:r>
-        <w:rPr>
-          <w:rFonts w:ascii="Times New Roman" w:hAnsi="Times New Roman" w:cs="Times New Roman"/>
-          <w:b/>
-          <w:bCs/>
-          <w:sz w:val="26"/>
-          <w:szCs w:val="26"/>
-        </w:rPr>
-        <w:t>X-Ray (Chẩn đoán hình ảnh)</w:t>
-      </w:r>
-      <w:r>
-        <w:rPr>
-          <w:rFonts w:ascii="Times New Roman" w:hAnsi="Times New Roman" w:cs="Times New Roman"/>
-          <w:sz w:val="26"/>
-          <w:szCs w:val="26"/>
-        </w:rPr>
-        <w:t>, hệ thống cần có khả năng tiếp nhận và lưu trữ toàn bộ dữ liệu, bao gồm: mã phim, loại phim chụp (chụp toàn cảnh Panorama, chụp sọ nghiêng Cephalo, CT Conebeam 3D hay X-quang quanh chóp), tệp hình ảnh kỹ thuật số độ phân giải cao, ngày giờ chụp, cũng như các ghi chú hoặc kết quả phân tích hình ảnh trực tiếp từ kỹ thuật viên và bác sĩ.</w:t>
+        <w:t>Panorama, chụp sọ nghiêng Cephalo, CT Conebeam 3D hay X-quang quanh chóp), tệp hình ảnh kỹ thuật số độ phân giải cao, ngày giờ chụp, cũng như các ghi chú hoặc kết quả phân tích hình ảnh trực tiếp từ kỹ thuật viên và bác sĩ.</w:t>
       </w:r>
     </w:p>
     <w:p>
@@ -1785,15 +1809,7 @@
           <w:sz w:val="26"/>
           <w:szCs w:val="26"/>
         </w:rPr>
-        <w:t xml:space="preserve"> được phân công, y tá có thể xem lịch làm việc và các buổi điều trị mà mình được phân công hỗ trợ. Dựa trên lịch và nội dung điều trị, y tá chuẩn bị phòng điều trị, dụng cụ, vật tư cần thiết và kiểm tra các điều kiện phục vụ </w:t>
-      </w:r>
-      <w:r>
-        <w:rPr>
-          <w:sz w:val="26"/>
-          <w:szCs w:val="26"/>
-        </w:rPr>
-        <w:lastRenderedPageBreak/>
-        <w:t>cho buổi điều trị. Việc chuẩn bị được thực hiện trước khi bệnh nhân đến nhằm đảm bảo quá trình điều trị diễn ra đúng thời gian và hạn chế thiếu sót về dụng cụ, vật tư.</w:t>
+        <w:t xml:space="preserve"> được phân công, y tá có thể xem lịch làm việc và các buổi điều trị mà mình được phân công hỗ trợ. Dựa trên lịch và nội dung điều trị, y tá chuẩn bị phòng điều trị, dụng cụ, vật tư cần thiết và kiểm tra các điều kiện phục vụ cho buổi điều trị. Việc chuẩn bị được thực hiện trước khi bệnh nhân đến nhằm đảm bảo quá trình điều trị diễn ra đúng thời gian và hạn chế thiếu sót về dụng cụ, vật tư.</w:t>
       </w:r>
     </w:p>
     <w:p>
@@ -1811,6 +1827,7 @@
           <w:sz w:val="26"/>
           <w:szCs w:val="26"/>
         </w:rPr>
+        <w:lastRenderedPageBreak/>
         <w:t>Đ</w:t>
       </w:r>
       <w:r>
@@ -2056,7 +2073,7 @@
           <w:sz w:val="26"/>
           <w:szCs w:val="26"/>
         </w:rPr>
-        <w:t xml:space="preserve"> và đẩy dữ liệu tức thì xuống bộ phận thu ngân. Hóa đơn </w:t>
+        <w:t xml:space="preserve"> và đẩy dữ liệu tức thì xuống bộ phận thu ngân. Hóa đơn được cấu trúc chặt chẽ với các trường thông tin bắt buộc gồm: mã hóa đơn (sinh tự động), mã hồ sơ bệnh án, mã và tên bệnh nhân, bác sĩ điều trị phụ trách, nhân viên thu ngân lập hóa đơn cùng mốc thời gian giao dịch chính xác. Phần chi tiết của hóa đơn thể hiện minh </w:t>
       </w:r>
       <w:r>
         <w:rPr>
@@ -2066,7 +2083,7 @@
           <w:szCs w:val="26"/>
         </w:rPr>
         <w:lastRenderedPageBreak/>
-        <w:t>được cấu trúc chặt chẽ với các trường thông tin bắt buộc gồm: mã hóa đơn (sinh tự động), mã hồ sơ bệnh án, mã và tên bệnh nhân, bác sĩ điều trị phụ trách, nhân viên thu ngân lập hóa đơn cùng mốc thời gian giao dịch chính xác. Phần chi tiết của hóa đơn thể hiện minh bạch từng dòng dữ liệu: danh sách dịch vụ đã thực hiện, đơn thuốc kê kèm, đơn giá, số lượng, tỷ lệ chiết khấu, phần chi phí bảo hiểm chi trả và tổng số tiền thực tế bệnh nhân phải thanh toán. Để đáp ứng các quy định pháp lý hiện hành về tài chính y tế, hệ thống tích hợp trực tiếp khả năng xuất Hóa đơn điện tử đồng bộ dữ liệu sang hệ thống của Cơ quan Thuế. Đồng thời, trạng thái hóa đơn được cập nhật liên tục theo thời gian thực (chưa thanh toán, đã thanh toán một phần, đã thanh toán đủ, hoặc đã hủy) giúp bộ phận điều phối và thu ngân dễ dàng nắm bắt tiến độ thanh toán của từng bệnh nhân tại phòng chờ.</w:t>
+        <w:t>bạch từng dòng dữ liệu: danh sách dịch vụ đã thực hiện, đơn thuốc kê kèm, đơn giá, số lượng, tỷ lệ chiết khấu, phần chi phí bảo hiểm chi trả và tổng số tiền thực tế bệnh nhân phải thanh toán. Để đáp ứng các quy định pháp lý hiện hành về tài chính y tế, hệ thống tích hợp trực tiếp khả năng xuất Hóa đơn điện tử đồng bộ dữ liệu sang hệ thống của Cơ quan Thuế. Đồng thời, trạng thái hóa đơn được cập nhật liên tục theo thời gian thực (chưa thanh toán, đã thanh toán một phần, đã thanh toán đủ, hoặc đã hủy) giúp bộ phận điều phối và thu ngân dễ dàng nắm bắt tiến độ thanh toán của từng bệnh nhân tại phòng chờ.</w:t>
       </w:r>
     </w:p>
     <w:p>
@@ -2205,7 +2222,7 @@
           <w:sz w:val="26"/>
           <w:szCs w:val="26"/>
         </w:rPr>
-        <w:t xml:space="preserve"> quản lý trực quan. Phần mềm tự động thu thập, xử lý và tổng hợp dữ liệu tài chính theo nhiều chiều phân tích: báo cáo doanh thu theo chu kỳ thời gian (ngày, tuần, tháng, quý, năm), báo cáo theo từng </w:t>
+        <w:t xml:space="preserve"> quản lý trực quan. Phần mềm tự động thu thập, xử lý và tổng hợp dữ liệu tài chính theo nhiều chiều phân tích: báo cáo doanh thu theo chu kỳ thời gian (ngày, tuần, tháng, quý, năm), báo cáo theo từng loại dịch vụ/gói liệu trình, báo cáo theo phương thức thanh toán, hoặc báo cáo hiệu suất đóng góp doanh số của từng bác sĩ. Tất cả dữ liệu được trực quan hóa thông qua hệ thống biểu đồ thông minh (biểu đồ cột, biểu đồ tròn), đồng thời cho phép trích xuất nhanh chóng ra các </w:t>
       </w:r>
       <w:r>
         <w:rPr>
@@ -2215,7 +2232,7 @@
           <w:szCs w:val="26"/>
         </w:rPr>
         <w:lastRenderedPageBreak/>
-        <w:t>loại dịch vụ/gói liệu trình, báo cáo theo phương thức thanh toán, hoặc báo cáo hiệu suất đóng góp doanh số của từng bác sĩ. Tất cả dữ liệu được trực quan hóa thông qua hệ thống biểu đồ thông minh (biểu đồ cột, biểu đồ tròn), đồng thời cho phép trích xuất nhanh chóng ra các định dạng tệp Excel hoặc PDF chuẩn hóa, phục vụ trực tiếp cho công tác kế toán, kê khai thuế và kiểm toán doanh nghiệp</w:t>
+        <w:t>định dạng tệp Excel hoặc PDF chuẩn hóa, phục vụ trực tiếp cho công tác kế toán, kê khai thuế và kiểm toán doanh nghiệp</w:t>
       </w:r>
       <w:r>
         <w:rPr>
@@ -2733,7 +2750,6 @@
           <w:bdr w:val="none" w:sz="0" w:space="0" w:color="auto" w:frame="1"/>
           <w:lang w:val="vi-VN" w:eastAsia="vi-VN"/>
         </w:rPr>
-        <w:lastRenderedPageBreak/>
         <w:t>Bước 2:</w:t>
       </w:r>
       <w:r>
@@ -2770,6 +2786,7 @@
           <w:bdr w:val="none" w:sz="0" w:space="0" w:color="auto" w:frame="1"/>
           <w:lang w:val="vi-VN" w:eastAsia="vi-VN"/>
         </w:rPr>
+        <w:lastRenderedPageBreak/>
         <w:t>Bước 3:</w:t>
       </w:r>
       <w:r>
@@ -3018,7 +3035,7 @@
           <w:color w:val="1F1F1F"/>
           <w:sz w:val="26"/>
           <w:szCs w:val="26"/>
-          <w:lang w:val="vi-VN" w:eastAsia="vi-VN"/>
+          <w:lang w:eastAsia="vi-VN"/>
         </w:rPr>
       </w:pPr>
       <w:r>
@@ -3043,6 +3060,32 @@
           <w:lang w:val="vi-VN" w:eastAsia="vi-VN"/>
         </w:rPr>
         <w:t xml:space="preserve"> Bác sĩ đánh giá tiến triển sức khỏe răng miệng của bệnh nhân dựa trên lịch sử điều trị lưu trong hồ sơ, làm cơ sở chẩn đoán và lập phác đồ hoặc hẹn lịch tái khám cho các giai đoạn tiếp theo.</w:t>
+      </w:r>
+    </w:p>
+    <w:p>
+      <w:pPr>
+        <w:spacing w:before="100" w:beforeAutospacing="1" w:after="0" w:line="240" w:lineRule="auto"/>
+        <w:ind w:left="1080"/>
+        <w:rPr>
+          <w:rFonts w:ascii="Times New Roman" w:eastAsia="Times New Roman" w:hAnsi="Times New Roman" w:cs="Times New Roman"/>
+          <w:color w:val="1F1F1F"/>
+          <w:sz w:val="26"/>
+          <w:szCs w:val="26"/>
+          <w:lang w:eastAsia="vi-VN"/>
+        </w:rPr>
+      </w:pPr>
+      <w:r>
+        <w:rPr>
+          <w:rFonts w:ascii="Times New Roman" w:eastAsia="Times New Roman" w:hAnsi="Times New Roman" w:cs="Times New Roman"/>
+          <w:b/>
+          <w:bCs/>
+          <w:color w:val="1F1F1F"/>
+          <w:sz w:val="26"/>
+          <w:szCs w:val="26"/>
+          <w:bdr w:val="none" w:sz="0" w:space="0" w:color="auto" w:frame="1"/>
+          <w:lang w:eastAsia="vi-VN"/>
+        </w:rPr>
+        <w:t>khjansh</w:t>
       </w:r>
     </w:p>
     <w:p>
@@ -3086,13 +3129,14 @@
     </w:p>
     <w:p>
       <w:pPr>
-        <w:spacing w:line="276" w:lineRule="auto"/>
-        <w:ind w:left="1080"/>
-        <w:rPr>
-          <w:rFonts w:ascii="Times New Roman" w:hAnsi="Times New Roman" w:cs="Times New Roman"/>
-          <w:b/>
-          <w:sz w:val="26"/>
-          <w:szCs w:val="26"/>
+        <w:pStyle w:val="ListParagraph"/>
+        <w:ind w:left="1080"/>
+        <w:rPr>
+          <w:rFonts w:ascii="Times New Roman" w:hAnsi="Times New Roman" w:cs="Times New Roman"/>
+          <w:b/>
+          <w:sz w:val="26"/>
+          <w:szCs w:val="26"/>
+          <w:lang w:val="vi-VN"/>
         </w:rPr>
       </w:pPr>
       <w:r>
@@ -3169,13 +3213,27 @@
     </w:p>
     <w:p>
       <w:pPr>
-        <w:spacing w:line="276" w:lineRule="auto"/>
-        <w:ind w:left="1080"/>
-        <w:rPr>
-          <w:rFonts w:ascii="Times New Roman" w:hAnsi="Times New Roman" w:cs="Times New Roman"/>
-          <w:b/>
-          <w:sz w:val="26"/>
-          <w:szCs w:val="26"/>
+        <w:pStyle w:val="ListParagraph"/>
+        <w:ind w:left="1080"/>
+        <w:rPr>
+          <w:rFonts w:ascii="Times New Roman" w:hAnsi="Times New Roman" w:cs="Times New Roman"/>
+          <w:b/>
+          <w:sz w:val="26"/>
+          <w:szCs w:val="26"/>
+          <w:lang w:val="vi-VN"/>
+        </w:rPr>
+      </w:pPr>
+    </w:p>
+    <w:p>
+      <w:pPr>
+        <w:pStyle w:val="ListParagraph"/>
+        <w:ind w:left="1080"/>
+        <w:rPr>
+          <w:rFonts w:ascii="Times New Roman" w:hAnsi="Times New Roman" w:cs="Times New Roman"/>
+          <w:b/>
+          <w:sz w:val="26"/>
+          <w:szCs w:val="26"/>
+          <w:lang w:val="vi-VN"/>
         </w:rPr>
       </w:pPr>
       <w:r>
@@ -3241,13 +3299,28 @@
     </w:p>
     <w:p>
       <w:pPr>
-        <w:spacing w:line="276" w:lineRule="auto"/>
-        <w:ind w:left="1080"/>
-        <w:rPr>
-          <w:rFonts w:ascii="Times New Roman" w:hAnsi="Times New Roman" w:cs="Times New Roman"/>
-          <w:b/>
-          <w:sz w:val="26"/>
-          <w:szCs w:val="26"/>
+        <w:pStyle w:val="ListParagraph"/>
+        <w:ind w:left="1080"/>
+        <w:rPr>
+          <w:rFonts w:ascii="Times New Roman" w:hAnsi="Times New Roman" w:cs="Times New Roman"/>
+          <w:b/>
+          <w:bCs/>
+          <w:sz w:val="26"/>
+          <w:szCs w:val="26"/>
+          <w:lang w:val="vi-VN"/>
+        </w:rPr>
+      </w:pPr>
+    </w:p>
+    <w:p>
+      <w:pPr>
+        <w:pStyle w:val="ListParagraph"/>
+        <w:ind w:left="1080"/>
+        <w:rPr>
+          <w:rFonts w:ascii="Times New Roman" w:hAnsi="Times New Roman" w:cs="Times New Roman"/>
+          <w:b/>
+          <w:sz w:val="26"/>
+          <w:szCs w:val="26"/>
+          <w:lang w:val="vi-VN"/>
         </w:rPr>
       </w:pPr>
       <w:r>
@@ -3313,13 +3386,27 @@
     </w:p>
     <w:p>
       <w:pPr>
-        <w:spacing w:line="276" w:lineRule="auto"/>
-        <w:ind w:left="1080"/>
-        <w:rPr>
-          <w:rFonts w:ascii="Times New Roman" w:hAnsi="Times New Roman" w:cs="Times New Roman"/>
-          <w:b/>
-          <w:sz w:val="26"/>
-          <w:szCs w:val="26"/>
+        <w:pStyle w:val="ListParagraph"/>
+        <w:ind w:left="1080"/>
+        <w:rPr>
+          <w:rFonts w:ascii="Times New Roman" w:hAnsi="Times New Roman" w:cs="Times New Roman"/>
+          <w:b/>
+          <w:sz w:val="26"/>
+          <w:szCs w:val="26"/>
+          <w:lang w:val="vi-VN"/>
+        </w:rPr>
+      </w:pPr>
+    </w:p>
+    <w:p>
+      <w:pPr>
+        <w:pStyle w:val="ListParagraph"/>
+        <w:ind w:left="1080"/>
+        <w:rPr>
+          <w:rFonts w:ascii="Times New Roman" w:hAnsi="Times New Roman" w:cs="Times New Roman"/>
+          <w:b/>
+          <w:sz w:val="26"/>
+          <w:szCs w:val="26"/>
+          <w:lang w:val="vi-VN"/>
         </w:rPr>
       </w:pPr>
       <w:r>
@@ -3385,13 +3472,27 @@
     </w:p>
     <w:p>
       <w:pPr>
-        <w:spacing w:line="276" w:lineRule="auto"/>
-        <w:ind w:left="1080"/>
-        <w:rPr>
-          <w:rFonts w:ascii="Times New Roman" w:hAnsi="Times New Roman" w:cs="Times New Roman"/>
-          <w:bCs/>
-          <w:sz w:val="26"/>
-          <w:szCs w:val="26"/>
+        <w:pStyle w:val="ListParagraph"/>
+        <w:ind w:left="1080"/>
+        <w:rPr>
+          <w:rFonts w:ascii="Times New Roman" w:hAnsi="Times New Roman" w:cs="Times New Roman"/>
+          <w:b/>
+          <w:sz w:val="26"/>
+          <w:szCs w:val="26"/>
+          <w:lang w:val="vi-VN"/>
+        </w:rPr>
+      </w:pPr>
+    </w:p>
+    <w:p>
+      <w:pPr>
+        <w:pStyle w:val="ListParagraph"/>
+        <w:ind w:left="1080"/>
+        <w:rPr>
+          <w:rFonts w:ascii="Times New Roman" w:hAnsi="Times New Roman" w:cs="Times New Roman"/>
+          <w:bCs/>
+          <w:sz w:val="26"/>
+          <w:szCs w:val="26"/>
+          <w:lang w:val="vi-VN"/>
         </w:rPr>
       </w:pPr>
       <w:r>
@@ -3443,6 +3544,81 @@
           <w:szCs w:val="26"/>
         </w:rPr>
         <w:t>nhân viên thông báo lại thời gian và thông tin lịch hẹn cho bệnh nhân.</w:t>
+      </w:r>
+    </w:p>
+    <w:p>
+      <w:pPr>
+        <w:pStyle w:val="ListParagraph"/>
+        <w:ind w:left="1080"/>
+        <w:rPr>
+          <w:rFonts w:ascii="Times New Roman" w:hAnsi="Times New Roman" w:cs="Times New Roman"/>
+          <w:bCs/>
+          <w:sz w:val="26"/>
+          <w:szCs w:val="26"/>
+          <w:lang w:val="vi-VN"/>
+        </w:rPr>
+      </w:pPr>
+    </w:p>
+    <w:p>
+      <w:pPr>
+        <w:pStyle w:val="ListParagraph"/>
+        <w:ind w:left="1080"/>
+        <w:rPr>
+          <w:rFonts w:ascii="Times New Roman" w:hAnsi="Times New Roman" w:cs="Times New Roman"/>
+          <w:bCs/>
+          <w:sz w:val="26"/>
+          <w:szCs w:val="26"/>
+          <w:lang w:val="vi-VN"/>
+        </w:rPr>
+      </w:pPr>
+      <w:r>
+        <w:rPr>
+          <w:rFonts w:ascii="Times New Roman" w:hAnsi="Times New Roman" w:cs="Times New Roman"/>
+          <w:b/>
+          <w:sz w:val="26"/>
+          <w:szCs w:val="26"/>
+        </w:rPr>
+        <w:t xml:space="preserve">Kết thúc quy </w:t>
+      </w:r>
+      <w:proofErr w:type="gramStart"/>
+      <w:r>
+        <w:rPr>
+          <w:rFonts w:ascii="Times New Roman" w:hAnsi="Times New Roman" w:cs="Times New Roman"/>
+          <w:b/>
+          <w:sz w:val="26"/>
+          <w:szCs w:val="26"/>
+        </w:rPr>
+        <w:t>trình</w:t>
+      </w:r>
+      <w:r>
+        <w:rPr>
+          <w:rFonts w:ascii="Times New Roman" w:hAnsi="Times New Roman" w:cs="Times New Roman"/>
+          <w:bCs/>
+          <w:sz w:val="26"/>
+          <w:szCs w:val="26"/>
+          <w:lang w:val="vi-VN"/>
+        </w:rPr>
+        <w:t xml:space="preserve"> </w:t>
+      </w:r>
+      <w:r>
+        <w:rPr>
+          <w:rFonts w:ascii="Times New Roman" w:hAnsi="Times New Roman" w:cs="Times New Roman"/>
+          <w:b/>
+          <w:sz w:val="26"/>
+          <w:szCs w:val="26"/>
+          <w:lang w:val="vi-VN"/>
+        </w:rPr>
+        <w:t>:</w:t>
+      </w:r>
+      <w:proofErr w:type="gramEnd"/>
+      <w:r>
+        <w:rPr>
+          <w:rFonts w:ascii="Times New Roman" w:hAnsi="Times New Roman" w:cs="Times New Roman"/>
+          <w:bCs/>
+          <w:sz w:val="26"/>
+          <w:szCs w:val="26"/>
+        </w:rPr>
+        <w:t xml:space="preserve"> bệnh nhân có một lịch khám được ghi nhận và chờ xác nhận.</w:t>
       </w:r>
     </w:p>
     <w:p>
@@ -3480,6 +3656,7 @@
           <w:sz w:val="26"/>
           <w:szCs w:val="26"/>
         </w:rPr>
+        <w:lastRenderedPageBreak/>
         <w:t xml:space="preserve">Quy trình quản lý lịch </w:t>
       </w:r>
       <w:r>
@@ -3511,7 +3688,6 @@
           <w:sz w:val="26"/>
           <w:szCs w:val="26"/>
         </w:rPr>
-        <w:lastRenderedPageBreak/>
         <w:t xml:space="preserve">Bước </w:t>
       </w:r>
       <w:proofErr w:type="gramStart"/>
@@ -4815,7 +4991,6 @@
           <w:sz w:val="26"/>
           <w:szCs w:val="26"/>
         </w:rPr>
-        <w:lastRenderedPageBreak/>
         <w:t xml:space="preserve">Bước </w:t>
       </w:r>
       <w:proofErr w:type="gramStart"/>
@@ -6125,7 +6300,6 @@
           <w:sz w:val="26"/>
           <w:szCs w:val="26"/>
         </w:rPr>
-        <w:lastRenderedPageBreak/>
         <w:t xml:space="preserve">Bước </w:t>
       </w:r>
       <w:proofErr w:type="gramStart"/>
@@ -6254,6 +6428,15 @@
           <w:szCs w:val="26"/>
         </w:rPr>
       </w:pPr>
+      <w:r>
+        <w:rPr>
+          <w:rFonts w:ascii="Times New Roman" w:hAnsi="Times New Roman" w:cs="Times New Roman"/>
+          <w:bCs/>
+          <w:sz w:val="26"/>
+          <w:szCs w:val="26"/>
+        </w:rPr>
+        <w:t>duy</w:t>
+      </w:r>
     </w:p>
     <w:p>
       <w:pPr>
@@ -6781,6 +6964,7 @@
           <w:sz w:val="26"/>
           <w:szCs w:val="26"/>
         </w:rPr>
+        <w:lastRenderedPageBreak/>
         <w:t xml:space="preserve">Bước 7. </w:t>
       </w:r>
       <w:r>
@@ -6818,7 +7002,6 @@
           <w:sz w:val="26"/>
           <w:szCs w:val="26"/>
         </w:rPr>
-        <w:lastRenderedPageBreak/>
         <w:t>Hệ thống kiểm tra tính hợp lệ của dữ liệu. Nếu phát hiện sinh hiệu hoặc tiền sử nguy hiểm, hệ thống hiển thị cảnh báo đỏ. Sau khi bác sĩ xác nhận, hồ sơ khởi tạo được lưu lại, sẵn sàng chuyển sang bước Khám lâm sàng.</w:t>
       </w:r>
     </w:p>
@@ -7226,6 +7409,7 @@
           <w:sz w:val="26"/>
           <w:szCs w:val="26"/>
         </w:rPr>
+        <w:lastRenderedPageBreak/>
         <w:t xml:space="preserve">Bước 2. Tiếp nhận và Thực hiện chụp phim: </w:t>
       </w:r>
       <w:r>
@@ -7253,7 +7437,6 @@
           <w:sz w:val="26"/>
           <w:szCs w:val="26"/>
         </w:rPr>
-        <w:lastRenderedPageBreak/>
         <w:t>KTV tại phòng chẩn đoán hình ảnh thấy tên bệnh nhân trên danh sách "Chờ chụp X-quang". KTV tiến hành chụp phim theo đúng loại và vị trí răng (nếu có) được ghi trên phiếu chỉ định.</w:t>
       </w:r>
     </w:p>
@@ -7702,6 +7885,7 @@
           <w:sz w:val="26"/>
           <w:szCs w:val="26"/>
         </w:rPr>
+        <w:lastRenderedPageBreak/>
         <w:t>Bác sĩ bấm "Hoàn tất chẩn đoán". Hệ thống lưu toàn bộ dữ liệu, tự động chuyển trạng thái quy trình của bệnh nhân từ Đang tiến hành khám sang Đã hoàn thành và mở khóa phân hệ Lập kế hoạch điều trị.</w:t>
       </w:r>
     </w:p>
@@ -7715,6 +7899,14 @@
           <w:szCs w:val="26"/>
         </w:rPr>
       </w:pPr>
+      <w:r>
+        <w:rPr>
+          <w:rFonts w:ascii="Times New Roman" w:hAnsi="Times New Roman" w:cs="Times New Roman"/>
+          <w:sz w:val="26"/>
+          <w:szCs w:val="26"/>
+        </w:rPr>
+        <w:t>Thanh---</w:t>
+      </w:r>
     </w:p>
     <w:p>
       <w:pPr>
@@ -8021,6 +8213,7 @@
           <w:sz w:val="26"/>
           <w:szCs w:val="26"/>
         </w:rPr>
+        <w:lastRenderedPageBreak/>
         <w:t>Nhân viên hoặc bác sĩ tạo kế hoạch điều trị trên hệ thống, xác định bệnh nhân, bác sĩ phụ trách, ngày lập kế hoạch, nội dung điều trị và trạng thái ban đầu.</w:t>
       </w:r>
     </w:p>
@@ -8042,7 +8235,6 @@
           <w:sz w:val="26"/>
           <w:szCs w:val="26"/>
         </w:rPr>
-        <w:lastRenderedPageBreak/>
         <w:t>Bước 8: Thêm các dịch vụ vào kế hoạch</w:t>
       </w:r>
     </w:p>
@@ -8362,6 +8554,7 @@
           <w:sz w:val="26"/>
           <w:szCs w:val="26"/>
         </w:rPr>
+        <w:lastRenderedPageBreak/>
         <w:t>Bác sĩ xem lại các buổi điều trị trước đó, những dịch vụ đã thực hiện và kết quả của các buổi trước.</w:t>
       </w:r>
     </w:p>
@@ -8397,7 +8590,6 @@
           <w:sz w:val="26"/>
           <w:szCs w:val="26"/>
         </w:rPr>
-        <w:lastRenderedPageBreak/>
         <w:t>Bác sĩ kiểm tra tình trạng răng miệng tại thời điểm bệnh nhân đến điều trị để xác định có thể tiếp tục theo kế hoạch hay cần đánh giá lại.</w:t>
       </w:r>
     </w:p>
@@ -8709,6 +8901,7 @@
           <w:sz w:val="26"/>
           <w:szCs w:val="26"/>
         </w:rPr>
+        <w:lastRenderedPageBreak/>
         <w:t>Hệ thống cập nhật trạng thái của các dịch vụ tương ứng và tiến độ chung của kế hoạch điều trị.</w:t>
       </w:r>
     </w:p>
@@ -8744,7 +8937,6 @@
           <w:sz w:val="26"/>
           <w:szCs w:val="26"/>
         </w:rPr>
-        <w:lastRenderedPageBreak/>
         <w:t>Bác sĩ xác định bệnh nhân cần tiếp tục điều trị ở buổi tiếp theo, cần tái khám hoặc có thể hoàn tất kế hoạch.</w:t>
       </w:r>
     </w:p>
@@ -9177,6 +9369,7 @@
           <w:sz w:val="26"/>
           <w:szCs w:val="26"/>
         </w:rPr>
+        <w:lastRenderedPageBreak/>
         <w:t>Bước 4:</w:t>
       </w:r>
       <w:r>
@@ -9255,7 +9448,6 @@
           <w:sz w:val="26"/>
           <w:szCs w:val="26"/>
         </w:rPr>
-        <w:lastRenderedPageBreak/>
         <w:t>Bước 7:</w:t>
       </w:r>
       <w:r>
@@ -9637,6 +9829,7 @@
           <w:sz w:val="26"/>
           <w:szCs w:val="26"/>
         </w:rPr>
+        <w:lastRenderedPageBreak/>
         <w:t>Bước 6: Kiểm tra trùng lịch</w:t>
       </w:r>
     </w:p>
@@ -9674,7 +9867,6 @@
           <w:sz w:val="26"/>
           <w:szCs w:val="26"/>
         </w:rPr>
-        <w:lastRenderedPageBreak/>
         <w:t>Bước 7: Tạo lịch tái khám</w:t>
       </w:r>
     </w:p>
@@ -10155,6 +10347,7 @@
           <w:sz w:val="26"/>
           <w:szCs w:val="26"/>
         </w:rPr>
+        <w:lastRenderedPageBreak/>
         <w:t>Bước 4:</w:t>
       </w:r>
       <w:r>
@@ -10211,7 +10404,6 @@
           <w:sz w:val="26"/>
           <w:szCs w:val="26"/>
         </w:rPr>
-        <w:lastRenderedPageBreak/>
         <w:t>Bước 1:</w:t>
       </w:r>
       <w:r>
@@ -10918,6 +11110,7 @@
           <w:sz w:val="26"/>
           <w:szCs w:val="26"/>
         </w:rPr>
+        <w:lastRenderedPageBreak/>
         <w:t>Bước 1</w:t>
       </w:r>
       <w:r>
@@ -11469,6 +11662,7 @@
           <w:sz w:val="26"/>
           <w:szCs w:val="26"/>
         </w:rPr>
+        <w:lastRenderedPageBreak/>
         <w:t>Bước 3: Kiểm tra chi tiết lịch</w:t>
       </w:r>
     </w:p>
@@ -11521,7 +11715,6 @@
           <w:sz w:val="26"/>
           <w:szCs w:val="26"/>
         </w:rPr>
-        <w:lastRenderedPageBreak/>
         <w:t>Y tá theo dõi trạng thái và các thay đổi liên quan đến lịch được phân công. Khi lịch được thay đổi, hủy hoặc phân công lại, thông tin trên hệ thống được cập nhật để y tá nắm được lịch làm việc mới.</w:t>
       </w:r>
     </w:p>
@@ -11818,6 +12011,7 @@
           <w:sz w:val="26"/>
           <w:szCs w:val="26"/>
         </w:rPr>
+        <w:lastRenderedPageBreak/>
         <w:t>Bước 3</w:t>
       </w:r>
       <w:r>
@@ -11859,7 +12053,6 @@
           <w:sz w:val="26"/>
           <w:szCs w:val="26"/>
         </w:rPr>
-        <w:lastRenderedPageBreak/>
         <w:t>Bước 4</w:t>
       </w:r>
       <w:r>
@@ -12214,6 +12407,7 @@
           <w:sz w:val="26"/>
           <w:szCs w:val="26"/>
         </w:rPr>
+        <w:lastRenderedPageBreak/>
         <w:t>Bước 2</w:t>
       </w:r>
       <w:r>
@@ -12255,7 +12449,6 @@
           <w:sz w:val="26"/>
           <w:szCs w:val="26"/>
         </w:rPr>
-        <w:lastRenderedPageBreak/>
         <w:t>Bước 3</w:t>
       </w:r>
       <w:r>
@@ -12605,6 +12798,7 @@
           <w:szCs w:val="26"/>
           <w:lang w:val="vi-VN" w:eastAsia="vi-VN"/>
         </w:rPr>
+        <w:lastRenderedPageBreak/>
         <w:t>Quy định 2: Về phân quyền và lưu vết lịch sử khi cập nhật thông tin</w:t>
       </w:r>
     </w:p>
@@ -12626,17 +12820,7 @@
           <w:szCs w:val="26"/>
           <w:lang w:val="vi-VN" w:eastAsia="vi-VN"/>
         </w:rPr>
-        <w:t xml:space="preserve">Phân quyền thao tác: Lễ tân chỉ có thẩm quyền chỉnh sửa các thông tin hành chính khi phát hiện có sai sót hay nhầm lẫn ở khâu đăng ký ban đầu. Mọi cập nhật liên quan đến </w:t>
-      </w:r>
-      <w:r>
-        <w:rPr>
-          <w:rFonts w:ascii="Times New Roman" w:eastAsia="Times New Roman" w:hAnsi="Times New Roman" w:cs="Times New Roman"/>
-          <w:sz w:val="26"/>
-          <w:szCs w:val="26"/>
-          <w:lang w:val="vi-VN" w:eastAsia="vi-VN"/>
-        </w:rPr>
-        <w:lastRenderedPageBreak/>
-        <w:t>dữ liệu y khoa chuyên sâu (bệnh nền, tiền sử dị ứng, chỉ số nha chu, sơ đồ răng, phim X-quang) thuộc thẩm quyền riêng của Nha sĩ.</w:t>
+        <w:t>Phân quyền thao tác: Lễ tân chỉ có thẩm quyền chỉnh sửa các thông tin hành chính khi phát hiện có sai sót hay nhầm lẫn ở khâu đăng ký ban đầu. Mọi cập nhật liên quan đến dữ liệu y khoa chuyên sâu (bệnh nền, tiền sử dị ứng, chỉ số nha chu, sơ đồ răng, phim X-quang) thuộc thẩm quyền riêng của Nha sĩ.</w:t>
       </w:r>
     </w:p>
     <w:p>
@@ -12795,24 +12979,14 @@
       <w:pPr>
         <w:pStyle w:val="ListParagraph"/>
         <w:spacing w:after="0" w:line="276" w:lineRule="auto"/>
-        <w:rPr>
-          <w:rFonts w:ascii="Times New Roman" w:eastAsia="Times New Roman" w:hAnsi="Times New Roman" w:cs="Times New Roman"/>
-          <w:color w:val="EE0000"/>
+        <w:ind w:left="1080"/>
+        <w:rPr>
+          <w:rFonts w:ascii="Times New Roman" w:eastAsia="Times New Roman" w:hAnsi="Times New Roman" w:cs="Times New Roman"/>
           <w:sz w:val="26"/>
           <w:szCs w:val="26"/>
           <w:lang w:eastAsia="vi-VN"/>
         </w:rPr>
       </w:pPr>
-      <w:r>
-        <w:rPr>
-          <w:rFonts w:ascii="Times New Roman" w:eastAsia="Times New Roman" w:hAnsi="Times New Roman" w:cs="Times New Roman"/>
-          <w:color w:val="EE0000"/>
-          <w:sz w:val="26"/>
-          <w:szCs w:val="26"/>
-          <w:lang w:eastAsia="vi-VN"/>
-        </w:rPr>
-        <w:t>ádasdasdasd</w:t>
-      </w:r>
     </w:p>
     <w:p>
       <w:pPr>
@@ -12853,7 +13027,7 @@
           <w:sz w:val="26"/>
           <w:szCs w:val="26"/>
         </w:rPr>
-        <w:t>7</w:t>
+        <w:t>5</w:t>
       </w:r>
       <w:r>
         <w:rPr>
@@ -12952,7 +13126,7 @@
           <w:sz w:val="26"/>
           <w:szCs w:val="26"/>
         </w:rPr>
-        <w:t>8</w:t>
+        <w:t>6</w:t>
       </w:r>
       <w:r>
         <w:rPr>
@@ -13053,7 +13227,17 @@
           <w:sz w:val="26"/>
           <w:szCs w:val="26"/>
         </w:rPr>
-        <w:t>Quy định 9</w:t>
+        <w:lastRenderedPageBreak/>
+        <w:t xml:space="preserve">Quy định </w:t>
+      </w:r>
+      <w:r>
+        <w:rPr>
+          <w:rFonts w:ascii="Times New Roman" w:hAnsi="Times New Roman" w:cs="Times New Roman"/>
+          <w:b/>
+          <w:sz w:val="26"/>
+          <w:szCs w:val="26"/>
+        </w:rPr>
+        <w:t>7</w:t>
       </w:r>
       <w:r>
         <w:rPr>
@@ -13105,7 +13289,6 @@
           <w:sz w:val="26"/>
           <w:szCs w:val="26"/>
         </w:rPr>
-        <w:lastRenderedPageBreak/>
         <w:t>Bệnh nhân cần thực hiện check-in khi đến phòng khám và cung cấp thông tin cần thiết để nhân viên đối chiếu với lịch hẹn. Bệnh nhân được tiếp nhận theo lịch đã đăng ký, đồng thời phòng khám có thể ưu tiên xử lý các trường hợp khẩn cấp.</w:t>
       </w:r>
     </w:p>
@@ -13145,7 +13328,17 @@
           <w:sz w:val="26"/>
           <w:szCs w:val="26"/>
         </w:rPr>
-        <w:t>Quy định 10</w:t>
+        <w:t xml:space="preserve">Quy định </w:t>
+      </w:r>
+      <w:r>
+        <w:rPr>
+          <w:rFonts w:ascii="Times New Roman" w:hAnsi="Times New Roman" w:cs="Times New Roman"/>
+          <w:b/>
+          <w:bCs/>
+          <w:sz w:val="26"/>
+          <w:szCs w:val="26"/>
+        </w:rPr>
+        <w:t>8</w:t>
       </w:r>
       <w:r>
         <w:rPr>
@@ -13236,7 +13429,17 @@
           <w:sz w:val="26"/>
           <w:szCs w:val="26"/>
         </w:rPr>
-        <w:t>Quy định 11</w:t>
+        <w:t xml:space="preserve">Quy định </w:t>
+      </w:r>
+      <w:r>
+        <w:rPr>
+          <w:rFonts w:ascii="Times New Roman" w:hAnsi="Times New Roman" w:cs="Times New Roman"/>
+          <w:b/>
+          <w:bCs/>
+          <w:sz w:val="26"/>
+          <w:szCs w:val="26"/>
+        </w:rPr>
+        <w:t>9</w:t>
       </w:r>
       <w:r>
         <w:rPr>
@@ -13314,7 +13517,25 @@
           <w:sz w:val="26"/>
           <w:szCs w:val="26"/>
         </w:rPr>
-        <w:t>Quy định 12:</w:t>
+        <w:t>Quy định 1</w:t>
+      </w:r>
+      <w:r>
+        <w:rPr>
+          <w:rFonts w:ascii="Times New Roman" w:hAnsi="Times New Roman" w:cs="Times New Roman"/>
+          <w:b/>
+          <w:sz w:val="26"/>
+          <w:szCs w:val="26"/>
+        </w:rPr>
+        <w:t>0</w:t>
+      </w:r>
+      <w:r>
+        <w:rPr>
+          <w:rFonts w:ascii="Times New Roman" w:hAnsi="Times New Roman" w:cs="Times New Roman"/>
+          <w:b/>
+          <w:sz w:val="26"/>
+          <w:szCs w:val="26"/>
+        </w:rPr>
+        <w:t>:</w:t>
       </w:r>
       <w:r>
         <w:rPr>
@@ -13408,7 +13629,25 @@
           <w:sz w:val="26"/>
           <w:szCs w:val="26"/>
         </w:rPr>
-        <w:t>Quy định 13:</w:t>
+        <w:t>Quy định 1</w:t>
+      </w:r>
+      <w:r>
+        <w:rPr>
+          <w:rFonts w:ascii="Times New Roman" w:hAnsi="Times New Roman" w:cs="Times New Roman"/>
+          <w:b/>
+          <w:sz w:val="26"/>
+          <w:szCs w:val="26"/>
+        </w:rPr>
+        <w:t>1</w:t>
+      </w:r>
+      <w:r>
+        <w:rPr>
+          <w:rFonts w:ascii="Times New Roman" w:hAnsi="Times New Roman" w:cs="Times New Roman"/>
+          <w:b/>
+          <w:sz w:val="26"/>
+          <w:szCs w:val="26"/>
+        </w:rPr>
+        <w:t>:</w:t>
       </w:r>
       <w:r>
         <w:rPr>
@@ -13484,7 +13723,25 @@
           <w:sz w:val="26"/>
           <w:szCs w:val="26"/>
         </w:rPr>
-        <w:t xml:space="preserve">Quy định 14: </w:t>
+        <w:t>Quy định 1</w:t>
+      </w:r>
+      <w:r>
+        <w:rPr>
+          <w:rFonts w:ascii="Times New Roman" w:hAnsi="Times New Roman" w:cs="Times New Roman"/>
+          <w:b/>
+          <w:sz w:val="26"/>
+          <w:szCs w:val="26"/>
+        </w:rPr>
+        <w:t>2</w:t>
+      </w:r>
+      <w:r>
+        <w:rPr>
+          <w:rFonts w:ascii="Times New Roman" w:hAnsi="Times New Roman" w:cs="Times New Roman"/>
+          <w:b/>
+          <w:sz w:val="26"/>
+          <w:szCs w:val="26"/>
+        </w:rPr>
+        <w:t xml:space="preserve">: </w:t>
       </w:r>
       <w:r>
         <w:rPr>
@@ -13560,7 +13817,25 @@
           <w:sz w:val="26"/>
           <w:szCs w:val="26"/>
         </w:rPr>
-        <w:t xml:space="preserve">Quy định 15: </w:t>
+        <w:t>Quy định 1</w:t>
+      </w:r>
+      <w:r>
+        <w:rPr>
+          <w:rFonts w:ascii="Times New Roman" w:hAnsi="Times New Roman" w:cs="Times New Roman"/>
+          <w:b/>
+          <w:sz w:val="26"/>
+          <w:szCs w:val="26"/>
+        </w:rPr>
+        <w:t>3</w:t>
+      </w:r>
+      <w:r>
+        <w:rPr>
+          <w:rFonts w:ascii="Times New Roman" w:hAnsi="Times New Roman" w:cs="Times New Roman"/>
+          <w:b/>
+          <w:sz w:val="26"/>
+          <w:szCs w:val="26"/>
+        </w:rPr>
+        <w:t xml:space="preserve">: </w:t>
       </w:r>
       <w:r>
         <w:rPr>
@@ -13627,7 +13902,26 @@
           <w:sz w:val="26"/>
           <w:szCs w:val="26"/>
         </w:rPr>
-        <w:t xml:space="preserve">Quy định 16: </w:t>
+        <w:lastRenderedPageBreak/>
+        <w:t>Quy định 1</w:t>
+      </w:r>
+      <w:r>
+        <w:rPr>
+          <w:rFonts w:ascii="Times New Roman" w:hAnsi="Times New Roman" w:cs="Times New Roman"/>
+          <w:b/>
+          <w:sz w:val="26"/>
+          <w:szCs w:val="26"/>
+        </w:rPr>
+        <w:t>4</w:t>
+      </w:r>
+      <w:r>
+        <w:rPr>
+          <w:rFonts w:ascii="Times New Roman" w:hAnsi="Times New Roman" w:cs="Times New Roman"/>
+          <w:b/>
+          <w:sz w:val="26"/>
+          <w:szCs w:val="26"/>
+        </w:rPr>
+        <w:t xml:space="preserve">: </w:t>
       </w:r>
       <w:r>
         <w:rPr>
@@ -13658,7 +13952,6 @@
           <w:sz w:val="26"/>
           <w:szCs w:val="26"/>
         </w:rPr>
-        <w:lastRenderedPageBreak/>
         <w:t>Bắt buộc chọn ít nhất một Thẻ chẩn đoán (Tag) hoặc có dữ liệu văn bản tại trường Ghi chú mở thì mới được phép lưu Hồ sơ khám.</w:t>
       </w:r>
     </w:p>
@@ -13678,6 +13971,235 @@
     </w:p>
     <w:p>
       <w:pPr>
+        <w:pStyle w:val="ListParagraph"/>
+        <w:spacing w:after="120" w:line="360" w:lineRule="auto"/>
+        <w:ind w:left="1080"/>
+        <w:jc w:val="both"/>
+        <w:rPr>
+          <w:rFonts w:ascii="Times New Roman" w:hAnsi="Times New Roman" w:cs="Times New Roman"/>
+          <w:b/>
+          <w:sz w:val="26"/>
+          <w:szCs w:val="26"/>
+        </w:rPr>
+      </w:pPr>
+      <w:r>
+        <w:rPr>
+          <w:rFonts w:ascii="Times New Roman" w:hAnsi="Times New Roman" w:cs="Times New Roman"/>
+          <w:b/>
+          <w:bCs/>
+          <w:sz w:val="26"/>
+          <w:szCs w:val="26"/>
+        </w:rPr>
+        <w:t xml:space="preserve">Quy định </w:t>
+      </w:r>
+      <w:r>
+        <w:rPr>
+          <w:rFonts w:ascii="Times New Roman" w:hAnsi="Times New Roman" w:cs="Times New Roman"/>
+          <w:b/>
+          <w:bCs/>
+          <w:sz w:val="26"/>
+          <w:szCs w:val="26"/>
+        </w:rPr>
+        <w:t>15</w:t>
+      </w:r>
+      <w:r>
+        <w:rPr>
+          <w:rFonts w:ascii="Times New Roman" w:hAnsi="Times New Roman" w:cs="Times New Roman"/>
+          <w:b/>
+          <w:bCs/>
+          <w:sz w:val="26"/>
+          <w:szCs w:val="26"/>
+        </w:rPr>
+        <w:t>:</w:t>
+      </w:r>
+      <w:r>
+        <w:rPr>
+          <w:rFonts w:ascii="Times New Roman" w:hAnsi="Times New Roman" w:cs="Times New Roman"/>
+          <w:bCs/>
+          <w:sz w:val="26"/>
+          <w:szCs w:val="26"/>
+        </w:rPr>
+        <w:t xml:space="preserve"> </w:t>
+      </w:r>
+      <w:r>
+        <w:rPr>
+          <w:rFonts w:ascii="Times New Roman" w:hAnsi="Times New Roman" w:cs="Times New Roman"/>
+          <w:b/>
+          <w:sz w:val="26"/>
+          <w:szCs w:val="26"/>
+        </w:rPr>
+        <w:t>V</w:t>
+      </w:r>
+      <w:r>
+        <w:rPr>
+          <w:rFonts w:ascii="Times New Roman" w:hAnsi="Times New Roman" w:cs="Times New Roman"/>
+          <w:b/>
+          <w:sz w:val="26"/>
+          <w:szCs w:val="26"/>
+        </w:rPr>
+        <w:t xml:space="preserve">ề khả năng truy cập thông tin trước phiên khám. </w:t>
+      </w:r>
+    </w:p>
+    <w:p>
+      <w:pPr>
+        <w:pStyle w:val="ListParagraph"/>
+        <w:spacing w:after="120" w:line="276" w:lineRule="auto"/>
+        <w:ind w:left="1080"/>
+        <w:jc w:val="both"/>
+        <w:rPr>
+          <w:rFonts w:ascii="Times New Roman" w:hAnsi="Times New Roman" w:cs="Times New Roman"/>
+          <w:bCs/>
+          <w:sz w:val="26"/>
+          <w:szCs w:val="26"/>
+        </w:rPr>
+      </w:pPr>
+      <w:r>
+        <w:rPr>
+          <w:rFonts w:ascii="Times New Roman" w:hAnsi="Times New Roman" w:cs="Times New Roman"/>
+          <w:bCs/>
+          <w:sz w:val="26"/>
+          <w:szCs w:val="26"/>
+        </w:rPr>
+        <w:t>Hệ thống phải cho phép tài khoản Y tá (hoặc Trợ lý nha khoa) xem trước "Lý do đến khám", thông tin cơ bản và các dịch vụ dự kiến (nếu có) của bệnh nhân ngay khi trạng thái hồ sơ ở mức "Hoàn tất Check-in" / "Đang chờ khám", nhằm làm căn cứ chuẩn bị đúng và đủ dụng cụ, vật tư y tế.</w:t>
+      </w:r>
+    </w:p>
+    <w:p>
+      <w:pPr>
+        <w:pStyle w:val="ListParagraph"/>
+        <w:spacing w:after="120" w:line="276" w:lineRule="auto"/>
+        <w:ind w:left="1080"/>
+        <w:jc w:val="both"/>
+        <w:rPr>
+          <w:rFonts w:ascii="Times New Roman" w:hAnsi="Times New Roman" w:cs="Times New Roman"/>
+          <w:bCs/>
+          <w:sz w:val="26"/>
+          <w:szCs w:val="26"/>
+        </w:rPr>
+      </w:pPr>
+    </w:p>
+    <w:p>
+      <w:pPr>
+        <w:pStyle w:val="ListParagraph"/>
+        <w:spacing w:after="120" w:line="360" w:lineRule="auto"/>
+        <w:ind w:left="1080"/>
+        <w:jc w:val="both"/>
+        <w:rPr>
+          <w:rFonts w:ascii="Times New Roman" w:hAnsi="Times New Roman" w:cs="Times New Roman"/>
+          <w:bCs/>
+          <w:sz w:val="26"/>
+          <w:szCs w:val="26"/>
+        </w:rPr>
+      </w:pPr>
+      <w:r>
+        <w:rPr>
+          <w:rFonts w:ascii="Times New Roman" w:hAnsi="Times New Roman" w:cs="Times New Roman"/>
+          <w:b/>
+          <w:bCs/>
+          <w:sz w:val="26"/>
+          <w:szCs w:val="26"/>
+        </w:rPr>
+        <w:t xml:space="preserve">Quy định </w:t>
+      </w:r>
+      <w:r>
+        <w:rPr>
+          <w:rFonts w:ascii="Times New Roman" w:hAnsi="Times New Roman" w:cs="Times New Roman"/>
+          <w:b/>
+          <w:bCs/>
+          <w:sz w:val="26"/>
+          <w:szCs w:val="26"/>
+        </w:rPr>
+        <w:t>16</w:t>
+      </w:r>
+      <w:r>
+        <w:rPr>
+          <w:rFonts w:ascii="Times New Roman" w:hAnsi="Times New Roman" w:cs="Times New Roman"/>
+          <w:b/>
+          <w:bCs/>
+          <w:sz w:val="26"/>
+          <w:szCs w:val="26"/>
+        </w:rPr>
+        <w:t>:</w:t>
+      </w:r>
+      <w:r>
+        <w:rPr>
+          <w:rFonts w:ascii="Times New Roman" w:hAnsi="Times New Roman" w:cs="Times New Roman"/>
+          <w:bCs/>
+          <w:sz w:val="26"/>
+          <w:szCs w:val="26"/>
+        </w:rPr>
+        <w:t xml:space="preserve"> </w:t>
+      </w:r>
+      <w:r>
+        <w:rPr>
+          <w:rFonts w:ascii="Times New Roman" w:hAnsi="Times New Roman" w:cs="Times New Roman"/>
+          <w:b/>
+          <w:sz w:val="26"/>
+          <w:szCs w:val="26"/>
+        </w:rPr>
+        <w:t>Về</w:t>
+      </w:r>
+      <w:r>
+        <w:rPr>
+          <w:rFonts w:ascii="Times New Roman" w:hAnsi="Times New Roman" w:cs="Times New Roman"/>
+          <w:bCs/>
+          <w:sz w:val="26"/>
+          <w:szCs w:val="26"/>
+        </w:rPr>
+        <w:t xml:space="preserve"> </w:t>
+      </w:r>
+      <w:r>
+        <w:rPr>
+          <w:rFonts w:ascii="Times New Roman" w:hAnsi="Times New Roman" w:cs="Times New Roman"/>
+          <w:b/>
+          <w:sz w:val="26"/>
+          <w:szCs w:val="26"/>
+        </w:rPr>
+        <w:t>r</w:t>
+      </w:r>
+      <w:r>
+        <w:rPr>
+          <w:rFonts w:ascii="Times New Roman" w:hAnsi="Times New Roman" w:cs="Times New Roman"/>
+          <w:b/>
+          <w:sz w:val="26"/>
+          <w:szCs w:val="26"/>
+        </w:rPr>
+        <w:t>àng buộc trạng thái sẵn sàng của phòng khám.</w:t>
+      </w:r>
+      <w:r>
+        <w:rPr>
+          <w:rFonts w:ascii="Times New Roman" w:hAnsi="Times New Roman" w:cs="Times New Roman"/>
+          <w:bCs/>
+          <w:sz w:val="26"/>
+          <w:szCs w:val="26"/>
+        </w:rPr>
+        <w:t xml:space="preserve"> </w:t>
+      </w:r>
+    </w:p>
+    <w:p>
+      <w:pPr>
+        <w:pStyle w:val="ListParagraph"/>
+        <w:spacing w:after="120" w:line="276" w:lineRule="auto"/>
+        <w:ind w:left="1080"/>
+        <w:jc w:val="both"/>
+        <w:rPr>
+          <w:rFonts w:ascii="Times New Roman" w:hAnsi="Times New Roman" w:cs="Times New Roman"/>
+          <w:bCs/>
+          <w:sz w:val="26"/>
+          <w:szCs w:val="26"/>
+        </w:rPr>
+      </w:pPr>
+      <w:r>
+        <w:rPr>
+          <w:rFonts w:ascii="Times New Roman" w:hAnsi="Times New Roman" w:cs="Times New Roman"/>
+          <w:bCs/>
+          <w:sz w:val="26"/>
+          <w:szCs w:val="26"/>
+        </w:rPr>
+        <w:t>Hệ thống chỉ cho phép thao tác "Bắt đầu khám" (chuyển trạng thái bệnh nhân sang "Đang tiến hành khám") khi phòng khám đó đã được Y tá xác nhận trạng thái "Đã chuẩn bị xong" (hoặc "Sẵn sàng") trên hệ thống.</w:t>
+      </w:r>
+    </w:p>
+    <w:p>
+      <w:pPr>
         <w:pStyle w:val="pdq2pgselectionanchorcontainer"/>
         <w:spacing w:line="276" w:lineRule="auto"/>
         <w:ind w:left="1080"/>
@@ -13893,6 +14415,7 @@
           <w:sz w:val="26"/>
           <w:szCs w:val="26"/>
         </w:rPr>
+        <w:lastRenderedPageBreak/>
         <w:t>Khi tình trạng bệnh nhân thay đổi hoặc phát sinh vấn đề mới, bác sĩ phải đánh giá lại và xác nhận việc điều chỉnh kế hoạch, bao gồm bổ sung, thay đổi hoặc điều chỉnh các dịch vụ và số buổi điều trị nếu cần.</w:t>
       </w:r>
     </w:p>
@@ -13981,7 +14504,6 @@
           <w:sz w:val="26"/>
           <w:szCs w:val="26"/>
         </w:rPr>
-        <w:lastRenderedPageBreak/>
         <w:t>Kết quả mỗi lần tái khám phải được ghi nhận vào hồ sơ bệnh nhân và làm cơ sở để quyết định tiếp tục điều trị, điều chỉnh kế hoạch, tái khám tiếp hoặc hoàn tất điều trị.</w:t>
       </w:r>
     </w:p>
@@ -14323,7 +14845,6 @@
           <w:sz w:val="26"/>
           <w:szCs w:val="26"/>
         </w:rPr>
-        <w:lastRenderedPageBreak/>
         <w:t xml:space="preserve">Quy định 30: Về ghi nhận chỉ định, vật tư tiêu hao và tính hoa hồng </w:t>
       </w:r>
     </w:p>
@@ -15091,6 +15612,7 @@
                 <w:sz w:val="26"/>
                 <w:szCs w:val="26"/>
               </w:rPr>
+              <w:lastRenderedPageBreak/>
               <w:t>6.</w:t>
             </w:r>
           </w:p>
@@ -15555,7 +16077,6 @@
           <w:sz w:val="26"/>
           <w:szCs w:val="26"/>
         </w:rPr>
-        <w:lastRenderedPageBreak/>
         <w:t>Sơ đồ phân cấp chức năng của ứng dụn</w:t>
       </w:r>
       <w:r>
@@ -18108,7 +18629,6 @@
   <w:style w:type="character" w:default="1" w:styleId="DefaultParagraphFont">
     <w:name w:val="Default Paragraph Font"/>
     <w:uiPriority w:val="1"/>
-    <w:semiHidden/>
     <w:unhideWhenUsed/>
   </w:style>
   <w:style w:type="table" w:default="1" w:styleId="TableNormal">
